--- a/[1]Books/Pilgrimage.docx
+++ b/[1]Books/Pilgrimage.docx
@@ -357,7 +357,7 @@
           <w:szCs w:val="24"/>
           <w:highlight w:val="none"/>
         </w:rPr>
-        <w:t xml:space="preserve">After two days of walking, we have reached the dead mouth of what remained of Shelter two. The pace wasn’t fully scavenged, and </w:t>
+        <w:t xml:space="preserve">After two days of walking, we have reached the dead mouth of what remained of Shelter two. The pace was fully scavenged, but the backup </w:t>
       </w:r>
       <w:r>
         <w:rPr>
@@ -366,7 +366,25 @@
           <w:szCs w:val="24"/>
           <w:highlight w:val="none"/>
         </w:rPr>
-        <w:t xml:space="preserve">a few administrative rooms still had backup power to allow me to use my master credentials and access them.</w:t>
+        <w:t xml:space="preserve">administrative </w:t>
+      </w:r>
+      <w:r>
+        <w:rPr>
+          <w:rFonts w:ascii="Calibri" w:hAnsi="Calibri" w:eastAsia="Calibri" w:cs="Calibri"/>
+          <w:sz w:val="24"/>
+          <w:szCs w:val="24"/>
+          <w:highlight w:val="none"/>
+        </w:rPr>
+        <w:t xml:space="preserve">center was never discovered. All Shelters had one. You just needed to know how and where to find it. Since I had full knowledge and access to all of them, due to my military status, I managed to </w:t>
+      </w:r>
+      <w:r>
+        <w:rPr>
+          <w:rFonts w:ascii="Calibri" w:hAnsi="Calibri" w:eastAsia="Calibri" w:cs="Calibri"/>
+          <w:sz w:val="24"/>
+          <w:szCs w:val="24"/>
+          <w:highlight w:val="none"/>
+        </w:rPr>
+        <w:t xml:space="preserve">use my master credentials and access the secret area.</w:t>
       </w:r>
       <w:r>
         <w:rPr>
@@ -778,7 +796,16 @@
           <w:szCs w:val="24"/>
           <w:highlight w:val="none"/>
         </w:rPr>
-        <w:t xml:space="preserve">ound Waver to keep them at a distance. They were clearly cannibalistic in nature and there was no way to reason with them. They had some basic intelligence and a tribal aspect to them. They even adorned their bodies with symbols which resembled the original </w:t>
+        <w:t xml:space="preserve">ou</w:t>
+      </w:r>
+      <w:r>
+        <w:rPr>
+          <w:rFonts w:ascii="Calibri" w:hAnsi="Calibri" w:eastAsia="Calibri" w:cs="Calibri"/>
+          <w:sz w:val="24"/>
+          <w:szCs w:val="24"/>
+          <w:highlight w:val="none"/>
+        </w:rPr>
+        <w:t xml:space="preserve">nd Waver to keep them at a distance. They were clearly cannibalistic in nature and there was no way to reason with them. They had some basic intelligence and a tribal aspect to them. They even adorned their bodies with symbols which resembled the original </w:t>
       </w:r>
       <w:r>
         <w:rPr>
@@ -880,19 +907,6 @@
           <w:highlight w:val="none"/>
         </w:rPr>
       </w:r>
-    </w:p>
-    <w:p>
-      <w:pPr>
-        <w:pBdr/>
-        <w:spacing/>
-        <w:ind/>
-        <w:rPr>
-          <w:rFonts w:ascii="Calibri" w:hAnsi="Calibri" w:eastAsia="Calibri" w:cs="Calibri"/>
-          <w:sz w:val="24"/>
-          <w:szCs w:val="24"/>
-          <w:highlight w:val="none"/>
-        </w:rPr>
-      </w:pPr>
       <w:r>
         <w:rPr>
           <w:rFonts w:ascii="Calibri" w:hAnsi="Calibri" w:eastAsia="Calibri" w:cs="Calibri"/>
@@ -900,7 +914,37 @@
           <w:szCs w:val="24"/>
           <w:highlight w:val="none"/>
         </w:rPr>
-        <w:t xml:space="preserve">After that, they kept their distance in the background. Perhaps they saw this as a rite of passage for my journey. Either way, I felt my legs slowly giving in with each step I took. Fortunatelly, I noticed the remnant signs of the old Shelter. The defense towers stood out like silent monoliths in a deadly desert. </w:t>
+      </w:r>
+    </w:p>
+    <w:p>
+      <w:pPr>
+        <w:pBdr/>
+        <w:spacing/>
+        <w:ind/>
+        <w:rPr>
+          <w:rFonts w:ascii="Calibri" w:hAnsi="Calibri" w:eastAsia="Calibri" w:cs="Calibri"/>
+          <w:sz w:val="24"/>
+          <w:szCs w:val="24"/>
+          <w:highlight w:val="none"/>
+        </w:rPr>
+      </w:pPr>
+      <w:r>
+        <w:rPr>
+          <w:rFonts w:ascii="Calibri" w:hAnsi="Calibri" w:eastAsia="Calibri" w:cs="Calibri"/>
+          <w:sz w:val="24"/>
+          <w:szCs w:val="24"/>
+          <w:highlight w:val="none"/>
+        </w:rPr>
+        <w:t xml:space="preserve">After that, they kept their distance in the background. Per</w:t>
+      </w:r>
+      <w:r>
+        <w:rPr>
+          <w:rFonts w:ascii="Calibri" w:hAnsi="Calibri" w:eastAsia="Calibri" w:cs="Calibri"/>
+          <w:sz w:val="24"/>
+          <w:szCs w:val="24"/>
+          <w:highlight w:val="none"/>
+        </w:rPr>
+        <w:t xml:space="preserve">haps they saw this as a rite of passage for my journey. Either way, I felt my legs slowly giving in with each step I took. Fortunatelly, I noticed the remnant signs of the old Shelter. The defense towers stood out like silent monoliths in a deadly desert. </w:t>
       </w:r>
       <w:r>
         <w:rPr>
@@ -928,6 +972,14 @@
           <w:highlight w:val="none"/>
         </w:rPr>
       </w:r>
+      <w:r>
+        <w:rPr>
+          <w:rFonts w:ascii="Calibri" w:hAnsi="Calibri" w:eastAsia="Calibri" w:cs="Calibri"/>
+          <w:sz w:val="24"/>
+          <w:szCs w:val="24"/>
+          <w:highlight w:val="none"/>
+        </w:rPr>
+      </w:r>
     </w:p>
     <w:p>
       <w:pPr>
@@ -958,6 +1010,14 @@
           <w:highlight w:val="none"/>
         </w:rPr>
         <w:t xml:space="preserve"> wasn’t much left to look at. I eventually found a few useful tools to force my way through the locked chambers. This allowed me to force my way into the high-priority personnel zone.</w:t>
+      </w:r>
+      <w:r>
+        <w:rPr>
+          <w:rFonts w:ascii="Calibri" w:hAnsi="Calibri" w:eastAsia="Calibri" w:cs="Calibri"/>
+          <w:sz w:val="24"/>
+          <w:szCs w:val="24"/>
+          <w:highlight w:val="none"/>
+        </w:rPr>
       </w:r>
       <w:r>
         <w:rPr>
@@ -1014,10 +1074,25 @@
           <w:szCs w:val="24"/>
           <w:highlight w:val="none"/>
         </w:rPr>
-        <w:t xml:space="preserve"> that it was a peaceful way to go. That they didn’t have to suffer. At the very least, they didn’t have to wake up in a world that was alien to them. There was no way to identify who was who. My wife was there, somewhere. Lost in a sea of dusted glass coffins.</w:t>
+        <w:t xml:space="preserve"> tha</w:t>
       </w:r>
-      <w:r/>
-      <w:r/>
+      <w:r>
+        <w:rPr>
+          <w:rFonts w:ascii="Calibri" w:hAnsi="Calibri" w:eastAsia="Calibri" w:cs="Calibri"/>
+          <w:sz w:val="24"/>
+          <w:szCs w:val="24"/>
+          <w:highlight w:val="none"/>
+        </w:rPr>
+        <w:t xml:space="preserve">t it was a peaceful way to go. That they didn’t have to suffer. At the very least, they didn’t have to wake up in a world that was alien to them. There was no way to identify who was who. My wife was there, somewhere. Lost in a sea of dusted glass coffins.</w:t>
+      </w:r>
+      <w:r>
+        <w:rPr>
+          <w:rFonts w:ascii="Calibri" w:hAnsi="Calibri" w:eastAsia="Calibri" w:cs="Calibri"/>
+          <w:sz w:val="24"/>
+          <w:szCs w:val="24"/>
+          <w:highlight w:val="none"/>
+        </w:rPr>
+      </w:r>
     </w:p>
     <w:p>
       <w:pPr>
@@ -1065,7 +1140,16 @@
           <w:szCs w:val="24"/>
           <w:highlight w:val="none"/>
         </w:rPr>
-        <w:t xml:space="preserve">sound. As I turned, I saw an old service Automaton trapped between some crumbled walls. It barely had enough energy to make small useless movements, trying to free itself from under the debris. An endless mechanical loop with no real escape. The world it knew was no longer here. It was just a hideous reminder of what it represented.</w:t>
+        <w:t xml:space="preserve">sound. As I turned, I saw an old service Automaton trapped between some crumbl</w:t>
+      </w:r>
+      <w:r>
+        <w:rPr>
+          <w:rFonts w:ascii="Calibri" w:hAnsi="Calibri" w:eastAsia="Calibri" w:cs="Calibri"/>
+          <w:sz w:val="24"/>
+          <w:szCs w:val="24"/>
+          <w:highlight w:val="none"/>
+        </w:rPr>
+        <w:t xml:space="preserve">ed walls. It barely had enough energy to make small useless movements, trying to free itself from under the debris. An endless mechanical loop with no real escape. The world it knew was no longer here. It was just a hideous reminder of what it represented.</w:t>
       </w:r>
       <w:r>
         <w:rPr>
